--- a/04_documents/proposals/V1/Campari-Proposta-Comercial-FINAL-v2-Horas-de-consultoria.docx
+++ b/04_documents/proposals/V1/Campari-Proposta-Comercial-FINAL-v2-Horas-de-consultoria.docx
@@ -138,7 +138,7 @@
           <w:b/>
           <w:bCs/>
         </w:rPr>
-        <w:t xml:space="preserve">3.5x</w:t>
+        <w:t xml:space="preserve">7.3x</w:t>
       </w:r>
       <w:r>
         <w:t xml:space="preserve">.</w:t>
@@ -3783,7 +3783,75 @@
           <w:b/>
           <w:bCs/>
         </w:rPr>
-        <w:t xml:space="preserve">Exemplo de mês típico (Projeto Médio):</w:t>
+        <w:t xml:space="preserve">Nota importante sobre alinhamento de horas:</w:t>
+      </w:r>
+      <w:r>
+        <w:t xml:space="preserve"> </w:t>
+      </w:r>
+      <w:r>
+        <w:t xml:space="preserve">Para o Projeto Médio recomendado (12 meses), estimamos</w:t>
+      </w:r>
+      <w:r>
+        <w:t xml:space="preserve"> </w:t>
+      </w:r>
+      <w:r>
+        <w:rPr>
+          <w:b/>
+          <w:bCs/>
+        </w:rPr>
+        <w:t xml:space="preserve">200 horas totais</w:t>
+      </w:r>
+      <w:r>
+        <w:t xml:space="preserve"> </w:t>
+      </w:r>
+      <w:r>
+        <w:t xml:space="preserve">(aproximadamente 17h/mês em média). O exemplo abaixo mostra um</w:t>
+      </w:r>
+      <w:r>
+        <w:t xml:space="preserve"> </w:t>
+      </w:r>
+      <w:r>
+        <w:rPr>
+          <w:b/>
+          <w:bCs/>
+        </w:rPr>
+        <w:t xml:space="preserve">mês intensivo típico</w:t>
+      </w:r>
+      <w:r>
+        <w:t xml:space="preserve"> </w:t>
+      </w:r>
+      <w:r>
+        <w:t xml:space="preserve">com 80h, que ocorreria em períodos de maior demanda. A alocação varia conforme as frentes:</w:t>
+      </w:r>
+      <w:r>
+        <w:t xml:space="preserve"> </w:t>
+      </w:r>
+      <w:r>
+        <w:t xml:space="preserve">- Meses iniciais: diagnóstico e planejamento (mais intensos)</w:t>
+      </w:r>
+      <w:r>
+        <w:t xml:space="preserve"> </w:t>
+      </w:r>
+      <w:r>
+        <w:t xml:space="preserve">- Meses intermediários: implementação (50-70h)</w:t>
+      </w:r>
+      <w:r>
+        <w:t xml:space="preserve"> </w:t>
+      </w:r>
+      <w:r>
+        <w:t xml:space="preserve">- Meses finais: consolidação e documentação (10-30h)</w:t>
+      </w:r>
+    </w:p>
+    <w:p>
+      <w:pPr>
+        <w:pStyle w:val="BodyText"/>
+      </w:pPr>
+      <w:r>
+        <w:rPr>
+          <w:b/>
+          <w:bCs/>
+        </w:rPr>
+        <w:t xml:space="preserve">Exemplo de mês típico (Projeto Médio - fase de diagnóstico/implementação):</w:t>
       </w:r>
     </w:p>
     <w:p>
@@ -3839,7 +3907,7 @@
         <w:rPr>
           <w:rStyle w:val="VerbatimChar"/>
         </w:rPr>
-        <w:t xml:space="preserve">Total mês:                                              80h</w:t>
+        <w:t xml:space="preserve">Total mês intensivo:                                    80h</w:t>
       </w:r>
       <w:r>
         <w:br/>
@@ -3848,7 +3916,7 @@
         <w:rPr>
           <w:rStyle w:val="VerbatimChar"/>
         </w:rPr>
-        <w:t xml:space="preserve">Custo mês:                                          R$ 24.000</w:t>
+        <w:t xml:space="preserve">Custo deste mês:                                   R$ 24.000</w:t>
       </w:r>
       <w:r>
         <w:br/>
@@ -3875,7 +3943,28 @@
         <w:rPr>
           <w:rStyle w:val="VerbatimChar"/>
         </w:rPr>
-        <w:t xml:space="preserve">Investimento mês:                                  R$ 25.500</w:t>
+        <w:t xml:space="preserve">Investimento neste mês:                            R$ 25.500</w:t>
+      </w:r>
+      <w:r>
+        <w:br/>
+      </w:r>
+      <w:r>
+        <w:br/>
+      </w:r>
+      <w:r>
+        <w:rPr>
+          <w:rStyle w:val="VerbatimChar"/>
+        </w:rPr>
+        <w:t xml:space="preserve">⚠️  Nota: Nem todos os meses serão tão intensivos. </w:t>
+      </w:r>
+      <w:r>
+        <w:br/>
+      </w:r>
+      <w:r>
+        <w:rPr>
+          <w:rStyle w:val="VerbatimChar"/>
+        </w:rPr>
+        <w:t xml:space="preserve">Meses com menor atividade podem ter 10-40h, reduzindo o custo proporcionalmente.</w:t>
       </w:r>
     </w:p>
     <w:p>
